--- a/docs/SiraFit API Architecture & Production API Design.docx
+++ b/docs/SiraFit API Architecture & Production API Design.docx
@@ -2007,6 +2007,16 @@
     </w:p>
     <w:p>
       <w:r>
+        <w:t>/api/v1/resumes, /api/v1/cover-letters - resume/cover-letter generation lives under these paths; there is no top-level /api/v1/generations collection</w:t>
+      </w:r>
+    </w:p>
+    <w:p>
+      <w:r>
+        <w:t>/api/v1/batch - singular; batch jobs created via POST /api/v1/batch with operation_type (analyze/score/tag/archive) in the body</w:t>
+      </w:r>
+    </w:p>
+    <w:p>
+      <w:r>
         <w:t>/</w:t>
       </w:r>
       <w:proofErr w:type="spellStart"/>
@@ -2015,7 +2025,7 @@
       </w:r>
       <w:proofErr w:type="spellEnd"/>
       <w:r>
-        <w:t>/v1/generations</w:t>
+        <w:t>/v1/analytics</w:t>
       </w:r>
     </w:p>
     <w:p>
@@ -2028,59 +2038,17 @@
       </w:r>
       <w:proofErr w:type="spellEnd"/>
       <w:r>
-        <w:t>/v1/batches</w:t>
-      </w:r>
-    </w:p>
-    <w:p>
-      <w:r>
-        <w:t>/</w:t>
-      </w:r>
-      <w:proofErr w:type="spellStart"/>
-      <w:r>
-        <w:t>api</w:t>
-      </w:r>
-      <w:proofErr w:type="spellEnd"/>
-      <w:r>
-        <w:t>/v1/analytics</w:t>
-      </w:r>
-    </w:p>
-    <w:p>
-      <w:r>
-        <w:t>/</w:t>
-      </w:r>
-      <w:proofErr w:type="spellStart"/>
-      <w:r>
-        <w:t>api</w:t>
-      </w:r>
-      <w:proofErr w:type="spellEnd"/>
-      <w:r>
         <w:t>/v1/notifications</w:t>
       </w:r>
     </w:p>
     <w:p>
       <w:r>
-        <w:t>/</w:t>
-      </w:r>
-      <w:proofErr w:type="spellStart"/>
-      <w:r>
-        <w:t>api</w:t>
-      </w:r>
-      <w:proofErr w:type="spellEnd"/>
-      <w:r>
-        <w:t>/v1/templates</w:t>
-      </w:r>
-    </w:p>
-    <w:p>
-      <w:r>
-        <w:t>/</w:t>
-      </w:r>
-      <w:proofErr w:type="spellStart"/>
-      <w:r>
-        <w:t>api</w:t>
-      </w:r>
-      <w:proofErr w:type="spellEnd"/>
-      <w:r>
-        <w:t>/v1/sync</w:t>
+        <w:t>templates - not a standalone endpoint; resume templates (minimal, technical, modern, corporate, compact) and cover-letter templates (classic, modern, compact) are chosen via the generate payload's `template` field</w:t>
+      </w:r>
+    </w:p>
+    <w:p>
+      <w:r>
+        <w:t>/api/v1/sync/* - NOT IMPLEMENTED: the Local Agent sync engine from the PRD is not built</w:t>
       </w:r>
     </w:p>
     <w:p>
@@ -3538,105 +3506,65 @@
         </w:rPr>
       </w:pPr>
       <w:r>
-        <w:rPr>
-          <w:b/>
-          <w:bCs/>
-        </w:rPr>
-        <w:t>GET /</w:t>
-      </w:r>
+        <w:t>GET /api/v1/resumes/{id} - resumes are fetched by id; there is no /generations/{id} path</w:t>
+      </w:r>
+    </w:p>
+    <w:p>
+      <w:r>
+        <w:t>Returns generation state.</w:t>
+      </w:r>
+    </w:p>
+    <w:p>
+      <w:pPr>
+        <w:rPr>
+          <w:b/>
+          <w:bCs/>
+        </w:rPr>
+      </w:pPr>
+      <w:r>
+        <w:rPr>
+          <w:b/>
+          <w:bCs/>
+        </w:rPr>
+        <w:t>States</w:t>
+      </w:r>
+    </w:p>
+    <w:p>
+      <w:r>
+        <w:t>queued</w:t>
+      </w:r>
+    </w:p>
+    <w:p>
+      <w:r>
+        <w:t>running</w:t>
+      </w:r>
+    </w:p>
+    <w:p>
+      <w:r>
+        <w:t>completed</w:t>
+      </w:r>
+    </w:p>
+    <w:p>
+      <w:r>
+        <w:t>failed</w:t>
+      </w:r>
+    </w:p>
+    <w:p>
       <w:proofErr w:type="spellStart"/>
       <w:r>
-        <w:rPr>
-          <w:b/>
-          <w:bCs/>
-        </w:rPr>
-        <w:t>api</w:t>
+        <w:t>failed_final</w:t>
       </w:r>
       <w:proofErr w:type="spellEnd"/>
-      <w:r>
-        <w:rPr>
-          <w:b/>
-          <w:bCs/>
-        </w:rPr>
-        <w:t>/v1/generations/{id}</w:t>
-      </w:r>
-    </w:p>
-    <w:p>
-      <w:r>
-        <w:t>Returns generation state.</w:t>
-      </w:r>
-    </w:p>
-    <w:p>
-      <w:pPr>
-        <w:rPr>
-          <w:b/>
-          <w:bCs/>
-        </w:rPr>
-      </w:pPr>
-      <w:r>
-        <w:rPr>
-          <w:b/>
-          <w:bCs/>
-        </w:rPr>
-        <w:t>States</w:t>
-      </w:r>
-    </w:p>
-    <w:p>
-      <w:r>
-        <w:t>queued</w:t>
-      </w:r>
-    </w:p>
-    <w:p>
-      <w:r>
-        <w:t>running</w:t>
-      </w:r>
-    </w:p>
-    <w:p>
-      <w:r>
-        <w:t>completed</w:t>
-      </w:r>
-    </w:p>
-    <w:p>
-      <w:r>
-        <w:t>failed</w:t>
-      </w:r>
-    </w:p>
-    <w:p>
-      <w:proofErr w:type="spellStart"/>
-      <w:r>
-        <w:t>failed_final</w:t>
-      </w:r>
-      <w:proofErr w:type="spellEnd"/>
-    </w:p>
-    <w:p>
-      <w:pPr>
-        <w:rPr>
-          <w:b/>
-          <w:bCs/>
-        </w:rPr>
-      </w:pPr>
-      <w:r>
-        <w:rPr>
-          <w:b/>
-          <w:bCs/>
-        </w:rPr>
-        <w:t>POST /</w:t>
-      </w:r>
-      <w:proofErr w:type="spellStart"/>
-      <w:r>
-        <w:rPr>
-          <w:b/>
-          <w:bCs/>
-        </w:rPr>
-        <w:t>api</w:t>
-      </w:r>
-      <w:proofErr w:type="spellEnd"/>
-      <w:r>
-        <w:rPr>
-          <w:b/>
-          <w:bCs/>
-        </w:rPr>
-        <w:t>/v1/generations/{id}/retry</w:t>
+    </w:p>
+    <w:p>
+      <w:pPr>
+        <w:rPr>
+          <w:b/>
+          <w:bCs/>
+        </w:rPr>
+      </w:pPr>
+      <w:r>
+        <w:t>POST /api/v1/batch/{id}/cancel - batch cancellation; there is no per-generation /retry endpoint</w:t>
       </w:r>
     </w:p>
     <w:p>
@@ -3683,27 +3611,7 @@
         </w:rPr>
       </w:pPr>
       <w:r>
-        <w:rPr>
-          <w:b/>
-          <w:bCs/>
-        </w:rPr>
-        <w:t>POST /</w:t>
-      </w:r>
-      <w:proofErr w:type="spellStart"/>
-      <w:r>
-        <w:rPr>
-          <w:b/>
-          <w:bCs/>
-        </w:rPr>
-        <w:t>api</w:t>
-      </w:r>
-      <w:proofErr w:type="spellEnd"/>
-      <w:r>
-        <w:rPr>
-          <w:b/>
-          <w:bCs/>
-        </w:rPr>
-        <w:t>/v1/batches/jobs/analyze</w:t>
+        <w:t>POST /api/v1/batch (operation_type=analyze) - the /batches/jobs/* sub-paths do not exist</w:t>
       </w:r>
     </w:p>
     <w:p>
@@ -3719,27 +3627,7 @@
         </w:rPr>
       </w:pPr>
       <w:r>
-        <w:rPr>
-          <w:b/>
-          <w:bCs/>
-        </w:rPr>
-        <w:t>POST /</w:t>
-      </w:r>
-      <w:proofErr w:type="spellStart"/>
-      <w:r>
-        <w:rPr>
-          <w:b/>
-          <w:bCs/>
-        </w:rPr>
-        <w:t>api</w:t>
-      </w:r>
-      <w:proofErr w:type="spellEnd"/>
-      <w:r>
-        <w:rPr>
-          <w:b/>
-          <w:bCs/>
-        </w:rPr>
-        <w:t>/v1/batches/jobs/score</w:t>
+        <w:t>POST /api/v1/batch (operation_type=score)</w:t>
       </w:r>
     </w:p>
     <w:p>
@@ -3755,27 +3643,7 @@
         </w:rPr>
       </w:pPr>
       <w:r>
-        <w:rPr>
-          <w:b/>
-          <w:bCs/>
-        </w:rPr>
-        <w:t>POST /</w:t>
-      </w:r>
-      <w:proofErr w:type="spellStart"/>
-      <w:r>
-        <w:rPr>
-          <w:b/>
-          <w:bCs/>
-        </w:rPr>
-        <w:t>api</w:t>
-      </w:r>
-      <w:proofErr w:type="spellEnd"/>
-      <w:r>
-        <w:rPr>
-          <w:b/>
-          <w:bCs/>
-        </w:rPr>
-        <w:t>/v1/batches/applications/update</w:t>
+        <w:t>POST /api/v1/batch (operation_type=tag|archive); application updates go through /api/v1/applications</w:t>
       </w:r>
     </w:p>
     <w:p>
@@ -4010,27 +3878,7 @@
         </w:rPr>
       </w:pPr>
       <w:r>
-        <w:rPr>
-          <w:b/>
-          <w:bCs/>
-        </w:rPr>
-        <w:t>POST /</w:t>
-      </w:r>
-      <w:proofErr w:type="spellStart"/>
-      <w:r>
-        <w:rPr>
-          <w:b/>
-          <w:bCs/>
-        </w:rPr>
-        <w:t>api</w:t>
-      </w:r>
-      <w:proofErr w:type="spellEnd"/>
-      <w:r>
-        <w:rPr>
-          <w:b/>
-          <w:bCs/>
-        </w:rPr>
-        <w:t>/v1/sync/events</w:t>
+        <w:t>POST /api/v1/sync/events - NOT IMPLEMENTED (sync engine not built)</w:t>
       </w:r>
     </w:p>
     <w:p>
@@ -4099,27 +3947,7 @@
         </w:rPr>
       </w:pPr>
       <w:r>
-        <w:rPr>
-          <w:b/>
-          <w:bCs/>
-        </w:rPr>
-        <w:t>POST /</w:t>
-      </w:r>
-      <w:proofErr w:type="spellStart"/>
-      <w:r>
-        <w:rPr>
-          <w:b/>
-          <w:bCs/>
-        </w:rPr>
-        <w:t>api</w:t>
-      </w:r>
-      <w:proofErr w:type="spellEnd"/>
-      <w:r>
-        <w:rPr>
-          <w:b/>
-          <w:bCs/>
-        </w:rPr>
-        <w:t>/v1/sync/snapshot</w:t>
+        <w:t>POST /api/v1/sync/snapshot - NOT IMPLEMENTED (sync engine not built)</w:t>
       </w:r>
     </w:p>
     <w:p>
@@ -4135,27 +3963,7 @@
         </w:rPr>
       </w:pPr>
       <w:r>
-        <w:rPr>
-          <w:b/>
-          <w:bCs/>
-        </w:rPr>
-        <w:t>GET /</w:t>
-      </w:r>
-      <w:proofErr w:type="spellStart"/>
-      <w:r>
-        <w:rPr>
-          <w:b/>
-          <w:bCs/>
-        </w:rPr>
-        <w:t>api</w:t>
-      </w:r>
-      <w:proofErr w:type="spellEnd"/>
-      <w:r>
-        <w:rPr>
-          <w:b/>
-          <w:bCs/>
-        </w:rPr>
-        <w:t>/v1/sync/reconcile</w:t>
+        <w:t>GET /api/v1/sync/reconcile - NOT IMPLEMENTED (sync engine not built)</w:t>
       </w:r>
     </w:p>
     <w:p>
@@ -4458,7 +4266,7 @@
     </w:p>
     <w:p>
       <w:r>
-        <w:t>Uses cursor pagination.</w:t>
+        <w:t>Uses offset (skip/limit) pagination.</w:t>
       </w:r>
     </w:p>
     <w:p>
@@ -4468,7 +4276,7 @@
     </w:p>
     <w:p>
       <w:r>
-        <w:t>?cursor=abc123&amp;limit=50</w:t>
+        <w:t>?skip=0&amp;limit=100</w:t>
       </w:r>
     </w:p>
     <w:p>
@@ -5432,7 +5240,7 @@
           </w:tcPr>
           <w:p>
             <w:r>
-              <w:t>auth</w:t>
+              <w:t>auth_login</w:t>
             </w:r>
           </w:p>
         </w:tc>
@@ -5444,7 +5252,7 @@
           </w:tcPr>
           <w:p>
             <w:r>
-              <w:t>5/min</w:t>
+              <w:t>5/300s</w:t>
             </w:r>
           </w:p>
         </w:tc>
@@ -5461,7 +5269,7 @@
           </w:tcPr>
           <w:p>
             <w:r>
-              <w:t>generation</w:t>
+              <w:t>generation (ai_generate)</w:t>
             </w:r>
           </w:p>
         </w:tc>
@@ -5473,13 +5281,8 @@
           </w:tcPr>
           <w:p>
             <w:r>
-              <w:t>20/</w:t>
+              <w:t>10/hr</w:t>
             </w:r>
-            <w:proofErr w:type="spellStart"/>
-            <w:r>
-              <w:t>hr</w:t>
-            </w:r>
-            <w:proofErr w:type="spellEnd"/>
           </w:p>
         </w:tc>
       </w:tr>
@@ -5507,7 +5310,7 @@
           </w:tcPr>
           <w:p>
             <w:r>
-              <w:t>120/min</w:t>
+              <w:t>NOT IMPLEMENTED (no /sync endpoint)</w:t>
             </w:r>
           </w:p>
         </w:tc>
@@ -5524,7 +5327,7 @@
           </w:tcPr>
           <w:p>
             <w:r>
-              <w:t>imports</w:t>
+              <w:t>imports (api_import)</w:t>
             </w:r>
           </w:p>
         </w:tc>
@@ -5536,13 +5339,8 @@
           </w:tcPr>
           <w:p>
             <w:r>
-              <w:t>30/</w:t>
+              <w:t>10/hr</w:t>
             </w:r>
-            <w:proofErr w:type="spellStart"/>
-            <w:r>
-              <w:t>hr</w:t>
-            </w:r>
-            <w:proofErr w:type="spellEnd"/>
           </w:p>
         </w:tc>
       </w:tr>
@@ -6925,21 +6723,17 @@
         </w:rPr>
       </w:pPr>
       <w:r>
-        <w:rPr>
-          <w:b/>
-          <w:bCs/>
-        </w:rPr>
-        <w:t>Why Cursor Pagination</w:t>
-      </w:r>
-    </w:p>
-    <w:p>
-      <w:r>
-        <w:t>Offset pagination becomes unstable and expensive at scale.</w:t>
-      </w:r>
-    </w:p>
-    <w:p>
-      <w:r>
-        <w:t>Cursor pagination provides:</w:t>
+        <w:t>Pagination approach (as-built)</w:t>
+      </w:r>
+    </w:p>
+    <w:p>
+      <w:r>
+        <w:t>Offset (skip/limit) pagination is used; at current scale it is simple and stable. Cursor pagination was evaluated but not adopted.</w:t>
+      </w:r>
+    </w:p>
+    <w:p>
+      <w:r>
+        <w:t>Offset pagination provides:</w:t>
       </w:r>
     </w:p>
     <w:p>
@@ -7310,6 +7104,11 @@
       </w:r>
     </w:p>
     <w:p/>
+    <w:p>
+      <w:r>
+        <w:t>As-built note (2026-08-22): sections 6-7, 10 and 14 were reconciled with the actual backend. Reality: offset (skip/limit) pagination; batch path is /api/v1/batch (singular) with operation_type in body; resume/cover-letter generation under /api/v1/resumes and /api/v1/cover-letters; rate limits ai_generate=10/hr and api_import=10/hr; /api/v1/sync/* is NOT implemented. See docs/IMPLEMENTATION_STATUS.md.</w:t>
+      </w:r>
+    </w:p>
     <w:sectPr>
       <w:pgSz w:w="12240" w:h="15840"/>
       <w:pgMar w:top="1440" w:right="1440" w:bottom="1440" w:left="1440" w:header="720" w:footer="720" w:gutter="0"/>
